--- a/Chapter3/Chapter 3.docx
+++ b/Chapter3/Chapter 3.docx
@@ -141,21 +141,44 @@
       <w:pPr>
         <w:rPr>
           <w:rFonts w:ascii="Nunito" w:hAnsi="Nunito"/>
-          <w:sz w:val="28"/>
-          <w:szCs w:val="28"/>
-          <w:lang w:val="en-NG"/>
-        </w:rPr>
-      </w:pPr>
-      <w:r>
-        <w:rPr>
-          <w:rFonts w:ascii="Nunito" w:hAnsi="Nunito"/>
-          <w:b/>
-          <w:bCs/>
-          <w:sz w:val="28"/>
-          <w:szCs w:val="28"/>
-          <w:lang w:val="en-NG"/>
-        </w:rPr>
-        <w:t>3.11 Explain what happens when a Java program attempts to divide one integer by another. What happens to the fractional part of the calculation? How can you avoid that outcome?</w:t>
+          <w:b/>
+          <w:bCs/>
+          <w:sz w:val="28"/>
+          <w:szCs w:val="28"/>
+          <w:lang w:val="en-NG"/>
+        </w:rPr>
+      </w:pPr>
+      <w:r>
+        <w:rPr>
+          <w:rFonts w:ascii="Nunito" w:hAnsi="Nunito"/>
+          <w:b/>
+          <w:bCs/>
+          <w:sz w:val="28"/>
+          <w:szCs w:val="28"/>
+          <w:lang w:val="en-NG"/>
+        </w:rPr>
+        <w:t>3.11 Explai</w:t>
+      </w:r>
+    </w:p>
+    <w:p>
+      <w:pPr>
+        <w:rPr>
+          <w:rFonts w:ascii="Nunito" w:hAnsi="Nunito"/>
+          <w:sz w:val="28"/>
+          <w:szCs w:val="28"/>
+          <w:lang w:val="en-NG"/>
+        </w:rPr>
+      </w:pPr>
+      <w:r>
+        <w:rPr>
+          <w:rFonts w:ascii="Nunito" w:hAnsi="Nunito"/>
+          <w:b/>
+          <w:bCs/>
+          <w:sz w:val="28"/>
+          <w:szCs w:val="28"/>
+          <w:lang w:val="en-NG"/>
+        </w:rPr>
+        <w:t>n what happens when a Java program attempts to divide one integer by another. What happens to the fractional part of the calculation? How can you avoid that outcome?</w:t>
       </w:r>
       <w:r>
         <w:rPr>
@@ -310,6 +333,7 @@
           <w:szCs w:val="28"/>
           <w:lang w:val="en-NG"/>
         </w:rPr>
+        <w:lastRenderedPageBreak/>
         <w:t>Control-statement nesting:</w:t>
       </w:r>
       <w:r>
@@ -340,7 +364,6 @@
           <w:szCs w:val="28"/>
           <w:lang w:val="en-NG"/>
         </w:rPr>
-        <w:lastRenderedPageBreak/>
         <w:t>3.13 What type of repetition would be appropriate for calculating the sum of the first 100 positive integers? What type would be appropriate for calculating the sum of an arbitrary number of positive integers? Briefly describe how each of these tasks could be performed.</w:t>
       </w:r>
     </w:p>
@@ -705,6 +728,7 @@
           <w:sz w:val="28"/>
           <w:szCs w:val="28"/>
         </w:rPr>
+        <w:lastRenderedPageBreak/>
         <w:t xml:space="preserve"> } </w:t>
       </w:r>
     </w:p>
@@ -722,86 +746,873 @@
           <w:sz w:val="28"/>
           <w:szCs w:val="28"/>
         </w:rPr>
+        <w:t>c) while (x &lt;= 100)</w:t>
+      </w:r>
+    </w:p>
+    <w:p>
+      <w:pPr>
+        <w:rPr>
+          <w:rFonts w:ascii="Nunito" w:hAnsi="Nunito"/>
+          <w:sz w:val="28"/>
+          <w:szCs w:val="28"/>
+        </w:rPr>
+      </w:pPr>
+      <w:r>
+        <w:rPr>
+          <w:rFonts w:ascii="Nunito" w:hAnsi="Nunito"/>
+          <w:sz w:val="28"/>
+          <w:szCs w:val="28"/>
+        </w:rPr>
+        <w:t xml:space="preserve"> total += x; ++x; d) </w:t>
+      </w:r>
+    </w:p>
+    <w:p>
+      <w:pPr>
+        <w:rPr>
+          <w:rFonts w:ascii="Nunito" w:hAnsi="Nunito"/>
+          <w:sz w:val="28"/>
+          <w:szCs w:val="28"/>
+        </w:rPr>
+      </w:pPr>
+      <w:r>
+        <w:rPr>
+          <w:rFonts w:ascii="Nunito" w:hAnsi="Nunito"/>
+          <w:sz w:val="28"/>
+          <w:szCs w:val="28"/>
+        </w:rPr>
+        <w:t xml:space="preserve">while (y &gt; 0) { </w:t>
+      </w:r>
+    </w:p>
+    <w:p>
+      <w:pPr>
+        <w:rPr>
+          <w:rFonts w:ascii="Nunito" w:hAnsi="Nunito"/>
+          <w:sz w:val="28"/>
+          <w:szCs w:val="28"/>
+        </w:rPr>
+      </w:pPr>
+      <w:proofErr w:type="spellStart"/>
+      <w:r>
+        <w:rPr>
+          <w:rFonts w:ascii="Nunito" w:hAnsi="Nunito"/>
+          <w:sz w:val="28"/>
+          <w:szCs w:val="28"/>
+        </w:rPr>
+        <w:t>System.out.println</w:t>
+      </w:r>
+      <w:proofErr w:type="spellEnd"/>
+      <w:r>
+        <w:rPr>
+          <w:rFonts w:ascii="Nunito" w:hAnsi="Nunito"/>
+          <w:sz w:val="28"/>
+          <w:szCs w:val="28"/>
+        </w:rPr>
+        <w:t>(y);</w:t>
+      </w:r>
+    </w:p>
+    <w:p>
+      <w:pPr>
+        <w:rPr>
+          <w:rFonts w:ascii="Nunito" w:hAnsi="Nunito"/>
+          <w:sz w:val="28"/>
+          <w:szCs w:val="28"/>
+        </w:rPr>
+      </w:pPr>
+      <w:r>
+        <w:rPr>
+          <w:rFonts w:ascii="Nunito" w:hAnsi="Nunito"/>
+          <w:sz w:val="28"/>
+          <w:szCs w:val="28"/>
+        </w:rPr>
+        <w:t xml:space="preserve"> ++y;</w:t>
+      </w:r>
+    </w:p>
+    <w:p>
+      <w:pPr>
+        <w:rPr>
+          <w:rFonts w:ascii="Nunito" w:hAnsi="Nunito"/>
+          <w:sz w:val="28"/>
+          <w:szCs w:val="28"/>
+          <w:lang w:val="en-NG"/>
+        </w:rPr>
+      </w:pPr>
+      <w:proofErr w:type="gramStart"/>
+      <w:r>
+        <w:rPr>
+          <w:rFonts w:ascii="Nunito" w:hAnsi="Nunito"/>
+          <w:sz w:val="28"/>
+          <w:szCs w:val="28"/>
+          <w:lang w:val="en-NG"/>
+        </w:rPr>
+        <w:t xml:space="preserve">  </w:t>
+      </w:r>
+      <w:r>
+        <w:rPr>
+          <w:rFonts w:ascii="Nunito" w:hAnsi="Nunito"/>
+          <w:b/>
+          <w:bCs/>
+          <w:sz w:val="28"/>
+          <w:szCs w:val="28"/>
+          <w:lang w:val="en-NG"/>
+        </w:rPr>
+        <w:t>b</w:t>
+      </w:r>
+      <w:proofErr w:type="gramEnd"/>
+      <w:r>
+        <w:rPr>
+          <w:rFonts w:ascii="Nunito" w:hAnsi="Nunito"/>
+          <w:b/>
+          <w:bCs/>
+          <w:sz w:val="28"/>
+          <w:szCs w:val="28"/>
+          <w:lang w:val="en-NG"/>
+        </w:rPr>
+        <w:t xml:space="preserve">) int x = 1, total; while (x &lt;= 10) </w:t>
+      </w:r>
+      <w:proofErr w:type="gramStart"/>
+      <w:r>
+        <w:rPr>
+          <w:rFonts w:ascii="Nunito" w:hAnsi="Nunito"/>
+          <w:b/>
+          <w:bCs/>
+          <w:sz w:val="28"/>
+          <w:szCs w:val="28"/>
+          <w:lang w:val="en-NG"/>
+        </w:rPr>
+        <w:t>{ total</w:t>
+      </w:r>
+      <w:proofErr w:type="gramEnd"/>
+      <w:r>
+        <w:rPr>
+          <w:rFonts w:ascii="Nunito" w:hAnsi="Nunito"/>
+          <w:b/>
+          <w:bCs/>
+          <w:sz w:val="28"/>
+          <w:szCs w:val="28"/>
+          <w:lang w:val="en-NG"/>
+        </w:rPr>
+        <w:t xml:space="preserve"> += x; ++x</w:t>
+      </w:r>
+      <w:proofErr w:type="gramStart"/>
+      <w:r>
+        <w:rPr>
+          <w:rFonts w:ascii="Nunito" w:hAnsi="Nunito"/>
+          <w:b/>
+          <w:bCs/>
+          <w:sz w:val="28"/>
+          <w:szCs w:val="28"/>
+          <w:lang w:val="en-NG"/>
+        </w:rPr>
+        <w:t>; }</w:t>
+      </w:r>
+      <w:proofErr w:type="gramEnd"/>
+    </w:p>
+    <w:p>
+      <w:pPr>
+        <w:numPr>
+          <w:ilvl w:val="0"/>
+          <w:numId w:val="7"/>
+        </w:numPr>
+        <w:rPr>
+          <w:rFonts w:ascii="Nunito" w:hAnsi="Nunito"/>
+          <w:sz w:val="28"/>
+          <w:szCs w:val="28"/>
+          <w:lang w:val="en-NG"/>
+        </w:rPr>
+      </w:pPr>
+      <w:r>
+        <w:rPr>
+          <w:rFonts w:ascii="Nunito" w:hAnsi="Nunito"/>
+          <w:b/>
+          <w:bCs/>
+          <w:sz w:val="28"/>
+          <w:szCs w:val="28"/>
+          <w:lang w:val="en-NG"/>
+        </w:rPr>
+        <w:t>Error:</w:t>
+      </w:r>
+      <w:r>
+        <w:rPr>
+          <w:rFonts w:ascii="Nunito" w:hAnsi="Nunito"/>
+          <w:sz w:val="28"/>
+          <w:szCs w:val="28"/>
+          <w:lang w:val="en-NG"/>
+        </w:rPr>
+        <w:t xml:space="preserve"> The variable total is not initialized. Attempting to add x to an uninitialized variable will cause a compilation error in Java.</w:t>
+      </w:r>
+    </w:p>
+    <w:p>
+      <w:pPr>
+        <w:numPr>
+          <w:ilvl w:val="0"/>
+          <w:numId w:val="7"/>
+        </w:numPr>
+        <w:rPr>
+          <w:rFonts w:ascii="Nunito" w:hAnsi="Nunito"/>
+          <w:sz w:val="28"/>
+          <w:szCs w:val="28"/>
+          <w:lang w:val="en-NG"/>
+        </w:rPr>
+      </w:pPr>
+      <w:r>
+        <w:rPr>
+          <w:rFonts w:ascii="Nunito" w:hAnsi="Nunito"/>
+          <w:b/>
+          <w:bCs/>
+          <w:sz w:val="28"/>
+          <w:szCs w:val="28"/>
+          <w:lang w:val="en-NG"/>
+        </w:rPr>
+        <w:t>Correction:</w:t>
+      </w:r>
+      <w:r>
+        <w:rPr>
+          <w:rFonts w:ascii="Nunito" w:hAnsi="Nunito"/>
+          <w:sz w:val="28"/>
+          <w:szCs w:val="28"/>
+          <w:lang w:val="en-NG"/>
+        </w:rPr>
+        <w:t xml:space="preserve"> Initialize total to 0.</w:t>
+      </w:r>
+    </w:p>
+    <w:p>
+      <w:pPr>
+        <w:numPr>
+          <w:ilvl w:val="0"/>
+          <w:numId w:val="7"/>
+        </w:numPr>
+        <w:rPr>
+          <w:rFonts w:ascii="Nunito" w:hAnsi="Nunito"/>
+          <w:sz w:val="28"/>
+          <w:szCs w:val="28"/>
+          <w:lang w:val="en-NG"/>
+        </w:rPr>
+      </w:pPr>
+      <w:r>
+        <w:rPr>
+          <w:rFonts w:ascii="Nunito" w:hAnsi="Nunito"/>
+          <w:b/>
+          <w:bCs/>
+          <w:sz w:val="28"/>
+          <w:szCs w:val="28"/>
+          <w:lang w:val="en-NG"/>
+        </w:rPr>
+        <w:t>Corrected Code:</w:t>
+      </w:r>
+      <w:r>
+        <w:rPr>
+          <w:rFonts w:ascii="Nunito" w:hAnsi="Nunito"/>
+          <w:sz w:val="28"/>
+          <w:szCs w:val="28"/>
+          <w:lang w:val="en-NG"/>
+        </w:rPr>
+        <w:t xml:space="preserve"> int x = 1, total = 0; while (x &lt;= 10) </w:t>
+      </w:r>
+      <w:proofErr w:type="gramStart"/>
+      <w:r>
+        <w:rPr>
+          <w:rFonts w:ascii="Nunito" w:hAnsi="Nunito"/>
+          <w:sz w:val="28"/>
+          <w:szCs w:val="28"/>
+          <w:lang w:val="en-NG"/>
+        </w:rPr>
+        <w:t>{ total</w:t>
+      </w:r>
+      <w:proofErr w:type="gramEnd"/>
+      <w:r>
+        <w:rPr>
+          <w:rFonts w:ascii="Nunito" w:hAnsi="Nunito"/>
+          <w:sz w:val="28"/>
+          <w:szCs w:val="28"/>
+          <w:lang w:val="en-NG"/>
+        </w:rPr>
+        <w:t xml:space="preserve"> += x; ++x</w:t>
+      </w:r>
+      <w:proofErr w:type="gramStart"/>
+      <w:r>
+        <w:rPr>
+          <w:rFonts w:ascii="Nunito" w:hAnsi="Nunito"/>
+          <w:sz w:val="28"/>
+          <w:szCs w:val="28"/>
+          <w:lang w:val="en-NG"/>
+        </w:rPr>
+        <w:t>; }</w:t>
+      </w:r>
+      <w:proofErr w:type="gramEnd"/>
+    </w:p>
+    <w:p>
+      <w:pPr>
+        <w:rPr>
+          <w:rFonts w:ascii="Nunito" w:hAnsi="Nunito"/>
+          <w:sz w:val="28"/>
+          <w:szCs w:val="28"/>
+          <w:lang w:val="en-NG"/>
+        </w:rPr>
+      </w:pPr>
+      <w:proofErr w:type="gramStart"/>
+      <w:r>
+        <w:rPr>
+          <w:rFonts w:ascii="Nunito" w:hAnsi="Nunito"/>
+          <w:sz w:val="28"/>
+          <w:szCs w:val="28"/>
+          <w:lang w:val="en-NG"/>
+        </w:rPr>
+        <w:t xml:space="preserve">  </w:t>
+      </w:r>
+      <w:r>
+        <w:rPr>
+          <w:rFonts w:ascii="Nunito" w:hAnsi="Nunito"/>
+          <w:b/>
+          <w:bCs/>
+          <w:sz w:val="28"/>
+          <w:szCs w:val="28"/>
+          <w:lang w:val="en-NG"/>
+        </w:rPr>
+        <w:t>c</w:t>
+      </w:r>
+      <w:proofErr w:type="gramEnd"/>
+      <w:r>
+        <w:rPr>
+          <w:rFonts w:ascii="Nunito" w:hAnsi="Nunito"/>
+          <w:b/>
+          <w:bCs/>
+          <w:sz w:val="28"/>
+          <w:szCs w:val="28"/>
+          <w:lang w:val="en-NG"/>
+        </w:rPr>
+        <w:t>) while (x &lt;= 100) total += x; ++x;</w:t>
+      </w:r>
+    </w:p>
+    <w:p>
+      <w:pPr>
+        <w:numPr>
+          <w:ilvl w:val="0"/>
+          <w:numId w:val="8"/>
+        </w:numPr>
+        <w:rPr>
+          <w:rFonts w:ascii="Nunito" w:hAnsi="Nunito"/>
+          <w:sz w:val="28"/>
+          <w:szCs w:val="28"/>
+          <w:lang w:val="en-NG"/>
+        </w:rPr>
+      </w:pPr>
+      <w:r>
+        <w:rPr>
+          <w:rFonts w:ascii="Nunito" w:hAnsi="Nunito"/>
+          <w:b/>
+          <w:bCs/>
+          <w:sz w:val="28"/>
+          <w:szCs w:val="28"/>
+          <w:lang w:val="en-NG"/>
+        </w:rPr>
+        <w:t>Error 1:</w:t>
+      </w:r>
+      <w:r>
+        <w:rPr>
+          <w:rFonts w:ascii="Nunito" w:hAnsi="Nunito"/>
+          <w:sz w:val="28"/>
+          <w:szCs w:val="28"/>
+          <w:lang w:val="en-NG"/>
+        </w:rPr>
+        <w:t xml:space="preserve"> The while loop lacks curly braces {}. Without them, only the first statement (total += x;) is part of the loop, leading to an infinite loop because x is never incremented inside it.</w:t>
+      </w:r>
+    </w:p>
+    <w:p>
+      <w:pPr>
+        <w:numPr>
+          <w:ilvl w:val="0"/>
+          <w:numId w:val="8"/>
+        </w:numPr>
+        <w:rPr>
+          <w:rFonts w:ascii="Nunito" w:hAnsi="Nunito"/>
+          <w:sz w:val="28"/>
+          <w:szCs w:val="28"/>
+          <w:lang w:val="en-NG"/>
+        </w:rPr>
+      </w:pPr>
+      <w:r>
+        <w:rPr>
+          <w:rFonts w:ascii="Nunito" w:hAnsi="Nunito"/>
+          <w:b/>
+          <w:bCs/>
+          <w:sz w:val="28"/>
+          <w:szCs w:val="28"/>
+          <w:lang w:val="en-NG"/>
+        </w:rPr>
+        <w:t>Error 2:</w:t>
+      </w:r>
+      <w:r>
+        <w:rPr>
+          <w:rFonts w:ascii="Nunito" w:hAnsi="Nunito"/>
+          <w:sz w:val="28"/>
+          <w:szCs w:val="28"/>
+          <w:lang w:val="en-NG"/>
+        </w:rPr>
+        <w:t xml:space="preserve"> The variable x must be initialized before the loop starts.</w:t>
+      </w:r>
+    </w:p>
+    <w:p>
+      <w:pPr>
+        <w:numPr>
+          <w:ilvl w:val="0"/>
+          <w:numId w:val="8"/>
+        </w:numPr>
+        <w:rPr>
+          <w:rFonts w:ascii="Nunito" w:hAnsi="Nunito"/>
+          <w:sz w:val="28"/>
+          <w:szCs w:val="28"/>
+          <w:lang w:val="en-NG"/>
+        </w:rPr>
+      </w:pPr>
+      <w:r>
+        <w:rPr>
+          <w:rFonts w:ascii="Nunito" w:hAnsi="Nunito"/>
+          <w:b/>
+          <w:bCs/>
+          <w:sz w:val="28"/>
+          <w:szCs w:val="28"/>
+          <w:lang w:val="en-NG"/>
+        </w:rPr>
+        <w:t>Error 3:</w:t>
+      </w:r>
+      <w:r>
+        <w:rPr>
+          <w:rFonts w:ascii="Nunito" w:hAnsi="Nunito"/>
+          <w:sz w:val="28"/>
+          <w:szCs w:val="28"/>
+          <w:lang w:val="en-NG"/>
+        </w:rPr>
+        <w:t xml:space="preserve"> The variable total must be initialized to 0.</w:t>
+      </w:r>
+    </w:p>
+    <w:p>
+      <w:pPr>
+        <w:numPr>
+          <w:ilvl w:val="0"/>
+          <w:numId w:val="8"/>
+        </w:numPr>
+        <w:rPr>
+          <w:rFonts w:ascii="Nunito" w:hAnsi="Nunito"/>
+          <w:sz w:val="28"/>
+          <w:szCs w:val="28"/>
+          <w:lang w:val="en-NG"/>
+        </w:rPr>
+      </w:pPr>
+      <w:r>
+        <w:rPr>
+          <w:rFonts w:ascii="Nunito" w:hAnsi="Nunito"/>
+          <w:b/>
+          <w:bCs/>
+          <w:sz w:val="28"/>
+          <w:szCs w:val="28"/>
+          <w:lang w:val="en-NG"/>
+        </w:rPr>
+        <w:t>Correction:</w:t>
+      </w:r>
+      <w:r>
+        <w:rPr>
+          <w:rFonts w:ascii="Nunito" w:hAnsi="Nunito"/>
+          <w:sz w:val="28"/>
+          <w:szCs w:val="28"/>
+          <w:lang w:val="en-NG"/>
+        </w:rPr>
+        <w:t xml:space="preserve"> Add curly braces and ensure both variables are initialized.</w:t>
+      </w:r>
+    </w:p>
+    <w:p>
+      <w:pPr>
+        <w:numPr>
+          <w:ilvl w:val="0"/>
+          <w:numId w:val="8"/>
+        </w:numPr>
+        <w:rPr>
+          <w:rFonts w:ascii="Nunito" w:hAnsi="Nunito"/>
+          <w:sz w:val="28"/>
+          <w:szCs w:val="28"/>
+          <w:lang w:val="en-NG"/>
+        </w:rPr>
+      </w:pPr>
+      <w:r>
+        <w:rPr>
+          <w:rFonts w:ascii="Nunito" w:hAnsi="Nunito"/>
+          <w:b/>
+          <w:bCs/>
+          <w:sz w:val="28"/>
+          <w:szCs w:val="28"/>
+          <w:lang w:val="en-NG"/>
+        </w:rPr>
+        <w:t>Corrected Code:</w:t>
+      </w:r>
+      <w:r>
+        <w:rPr>
+          <w:rFonts w:ascii="Nunito" w:hAnsi="Nunito"/>
+          <w:sz w:val="28"/>
+          <w:szCs w:val="28"/>
+          <w:lang w:val="en-NG"/>
+        </w:rPr>
+        <w:t xml:space="preserve"> int x = 1, total = 0; while (x &lt;= 100) </w:t>
+      </w:r>
+      <w:proofErr w:type="gramStart"/>
+      <w:r>
+        <w:rPr>
+          <w:rFonts w:ascii="Nunito" w:hAnsi="Nunito"/>
+          <w:sz w:val="28"/>
+          <w:szCs w:val="28"/>
+          <w:lang w:val="en-NG"/>
+        </w:rPr>
+        <w:t>{ total</w:t>
+      </w:r>
+      <w:proofErr w:type="gramEnd"/>
+      <w:r>
+        <w:rPr>
+          <w:rFonts w:ascii="Nunito" w:hAnsi="Nunito"/>
+          <w:sz w:val="28"/>
+          <w:szCs w:val="28"/>
+          <w:lang w:val="en-NG"/>
+        </w:rPr>
+        <w:t xml:space="preserve"> += x; ++x</w:t>
+      </w:r>
+      <w:proofErr w:type="gramStart"/>
+      <w:r>
+        <w:rPr>
+          <w:rFonts w:ascii="Nunito" w:hAnsi="Nunito"/>
+          <w:sz w:val="28"/>
+          <w:szCs w:val="28"/>
+          <w:lang w:val="en-NG"/>
+        </w:rPr>
+        <w:t>; }</w:t>
+      </w:r>
+      <w:proofErr w:type="gramEnd"/>
+    </w:p>
+    <w:p>
+      <w:pPr>
+        <w:rPr>
+          <w:rFonts w:ascii="Nunito" w:hAnsi="Nunito"/>
+          <w:sz w:val="28"/>
+          <w:szCs w:val="28"/>
+          <w:lang w:val="en-NG"/>
+        </w:rPr>
+      </w:pPr>
+      <w:proofErr w:type="gramStart"/>
+      <w:r>
+        <w:rPr>
+          <w:rFonts w:ascii="Nunito" w:hAnsi="Nunito"/>
+          <w:sz w:val="28"/>
+          <w:szCs w:val="28"/>
+          <w:lang w:val="en-NG"/>
+        </w:rPr>
+        <w:t xml:space="preserve">  </w:t>
+      </w:r>
+      <w:r>
+        <w:rPr>
+          <w:rFonts w:ascii="Nunito" w:hAnsi="Nunito"/>
+          <w:b/>
+          <w:bCs/>
+          <w:sz w:val="28"/>
+          <w:szCs w:val="28"/>
+          <w:lang w:val="en-NG"/>
+        </w:rPr>
+        <w:t>d</w:t>
+      </w:r>
+      <w:proofErr w:type="gramEnd"/>
+      <w:r>
+        <w:rPr>
+          <w:rFonts w:ascii="Nunito" w:hAnsi="Nunito"/>
+          <w:b/>
+          <w:bCs/>
+          <w:sz w:val="28"/>
+          <w:szCs w:val="28"/>
+          <w:lang w:val="en-NG"/>
+        </w:rPr>
+        <w:t xml:space="preserve">) while (y &gt; 0) </w:t>
+      </w:r>
+      <w:proofErr w:type="gramStart"/>
+      <w:r>
+        <w:rPr>
+          <w:rFonts w:ascii="Nunito" w:hAnsi="Nunito"/>
+          <w:b/>
+          <w:bCs/>
+          <w:sz w:val="28"/>
+          <w:szCs w:val="28"/>
+          <w:lang w:val="en-NG"/>
+        </w:rPr>
+        <w:t xml:space="preserve">{ </w:t>
+      </w:r>
+      <w:proofErr w:type="spellStart"/>
+      <w:r>
+        <w:rPr>
+          <w:rFonts w:ascii="Nunito" w:hAnsi="Nunito"/>
+          <w:b/>
+          <w:bCs/>
+          <w:sz w:val="28"/>
+          <w:szCs w:val="28"/>
+          <w:lang w:val="en-NG"/>
+        </w:rPr>
+        <w:t>System.out.println</w:t>
+      </w:r>
+      <w:proofErr w:type="spellEnd"/>
+      <w:proofErr w:type="gramEnd"/>
+      <w:r>
+        <w:rPr>
+          <w:rFonts w:ascii="Nunito" w:hAnsi="Nunito"/>
+          <w:b/>
+          <w:bCs/>
+          <w:sz w:val="28"/>
+          <w:szCs w:val="28"/>
+          <w:lang w:val="en-NG"/>
+        </w:rPr>
+        <w:t>(y); ++y;</w:t>
+      </w:r>
+    </w:p>
+    <w:p>
+      <w:pPr>
+        <w:numPr>
+          <w:ilvl w:val="0"/>
+          <w:numId w:val="9"/>
+        </w:numPr>
+        <w:rPr>
+          <w:rFonts w:ascii="Nunito" w:hAnsi="Nunito"/>
+          <w:sz w:val="28"/>
+          <w:szCs w:val="28"/>
+          <w:lang w:val="en-NG"/>
+        </w:rPr>
+      </w:pPr>
+      <w:r>
+        <w:rPr>
+          <w:rFonts w:ascii="Nunito" w:hAnsi="Nunito"/>
+          <w:b/>
+          <w:bCs/>
+          <w:sz w:val="28"/>
+          <w:szCs w:val="28"/>
+          <w:lang w:val="en-NG"/>
+        </w:rPr>
+        <w:t>Error 1:</w:t>
+      </w:r>
+      <w:r>
+        <w:rPr>
+          <w:rFonts w:ascii="Nunito" w:hAnsi="Nunito"/>
+          <w:sz w:val="28"/>
+          <w:szCs w:val="28"/>
+          <w:lang w:val="en-NG"/>
+        </w:rPr>
+        <w:t xml:space="preserve"> There is a missing closing curly </w:t>
+      </w:r>
+      <w:proofErr w:type="gramStart"/>
+      <w:r>
+        <w:rPr>
+          <w:rFonts w:ascii="Nunito" w:hAnsi="Nunito"/>
+          <w:sz w:val="28"/>
+          <w:szCs w:val="28"/>
+          <w:lang w:val="en-NG"/>
+        </w:rPr>
+        <w:t>brace }</w:t>
+      </w:r>
+      <w:proofErr w:type="gramEnd"/>
+      <w:r>
+        <w:rPr>
+          <w:rFonts w:ascii="Nunito" w:hAnsi="Nunito"/>
+          <w:sz w:val="28"/>
+          <w:szCs w:val="28"/>
+          <w:lang w:val="en-NG"/>
+        </w:rPr>
+        <w:t xml:space="preserve"> for the while block.</w:t>
+      </w:r>
+    </w:p>
+    <w:p>
+      <w:pPr>
+        <w:numPr>
+          <w:ilvl w:val="0"/>
+          <w:numId w:val="9"/>
+        </w:numPr>
+        <w:rPr>
+          <w:rFonts w:ascii="Nunito" w:hAnsi="Nunito"/>
+          <w:sz w:val="28"/>
+          <w:szCs w:val="28"/>
+          <w:lang w:val="en-NG"/>
+        </w:rPr>
+      </w:pPr>
+      <w:r>
+        <w:rPr>
+          <w:rFonts w:ascii="Nunito" w:hAnsi="Nunito"/>
+          <w:b/>
+          <w:bCs/>
+          <w:sz w:val="28"/>
+          <w:szCs w:val="28"/>
+          <w:lang w:val="en-NG"/>
+        </w:rPr>
         <w:lastRenderedPageBreak/>
-        <w:t>c) while (x &lt;= 100)</w:t>
-      </w:r>
-    </w:p>
-    <w:p>
-      <w:pPr>
-        <w:rPr>
-          <w:rFonts w:ascii="Nunito" w:hAnsi="Nunito"/>
-          <w:sz w:val="28"/>
-          <w:szCs w:val="28"/>
-        </w:rPr>
-      </w:pPr>
-      <w:r>
-        <w:rPr>
-          <w:rFonts w:ascii="Nunito" w:hAnsi="Nunito"/>
-          <w:sz w:val="28"/>
-          <w:szCs w:val="28"/>
-        </w:rPr>
-        <w:t xml:space="preserve"> total += x; ++x; d) </w:t>
-      </w:r>
-    </w:p>
-    <w:p>
-      <w:pPr>
-        <w:rPr>
-          <w:rFonts w:ascii="Nunito" w:hAnsi="Nunito"/>
-          <w:sz w:val="28"/>
-          <w:szCs w:val="28"/>
-        </w:rPr>
-      </w:pPr>
-      <w:r>
-        <w:rPr>
-          <w:rFonts w:ascii="Nunito" w:hAnsi="Nunito"/>
-          <w:sz w:val="28"/>
-          <w:szCs w:val="28"/>
-        </w:rPr>
-        <w:t xml:space="preserve">while (y &gt; 0) { </w:t>
-      </w:r>
-    </w:p>
-    <w:p>
-      <w:pPr>
-        <w:rPr>
-          <w:rFonts w:ascii="Nunito" w:hAnsi="Nunito"/>
-          <w:sz w:val="28"/>
-          <w:szCs w:val="28"/>
-        </w:rPr>
-      </w:pPr>
+        <w:t>Error 2:</w:t>
+      </w:r>
+      <w:r>
+        <w:rPr>
+          <w:rFonts w:ascii="Nunito" w:hAnsi="Nunito"/>
+          <w:sz w:val="28"/>
+          <w:szCs w:val="28"/>
+          <w:lang w:val="en-NG"/>
+        </w:rPr>
+        <w:t xml:space="preserve"> Logic error. Incrementing y when it is already greater than 0 (++y) creates an </w:t>
+      </w:r>
+      <w:r>
+        <w:rPr>
+          <w:rFonts w:ascii="Nunito" w:hAnsi="Nunito"/>
+          <w:b/>
+          <w:bCs/>
+          <w:sz w:val="28"/>
+          <w:szCs w:val="28"/>
+          <w:lang w:val="en-NG"/>
+        </w:rPr>
+        <w:t>infinite loop</w:t>
+      </w:r>
+      <w:r>
+        <w:rPr>
+          <w:rFonts w:ascii="Nunito" w:hAnsi="Nunito"/>
+          <w:sz w:val="28"/>
+          <w:szCs w:val="28"/>
+          <w:lang w:val="en-NG"/>
+        </w:rPr>
+        <w:t>, as the condition y &gt; 0 will always remain true.</w:t>
+      </w:r>
+    </w:p>
+    <w:p>
+      <w:pPr>
+        <w:numPr>
+          <w:ilvl w:val="0"/>
+          <w:numId w:val="9"/>
+        </w:numPr>
+        <w:rPr>
+          <w:rFonts w:ascii="Nunito" w:hAnsi="Nunito"/>
+          <w:sz w:val="28"/>
+          <w:szCs w:val="28"/>
+          <w:lang w:val="en-NG"/>
+        </w:rPr>
+      </w:pPr>
+      <w:r>
+        <w:rPr>
+          <w:rFonts w:ascii="Nunito" w:hAnsi="Nunito"/>
+          <w:b/>
+          <w:bCs/>
+          <w:sz w:val="28"/>
+          <w:szCs w:val="28"/>
+          <w:lang w:val="en-NG"/>
+        </w:rPr>
+        <w:t>Error 3:</w:t>
+      </w:r>
+      <w:r>
+        <w:rPr>
+          <w:rFonts w:ascii="Nunito" w:hAnsi="Nunito"/>
+          <w:sz w:val="28"/>
+          <w:szCs w:val="28"/>
+          <w:lang w:val="en-NG"/>
+        </w:rPr>
+        <w:t xml:space="preserve"> Variable y is not declared or initialized.</w:t>
+      </w:r>
+    </w:p>
+    <w:p>
+      <w:pPr>
+        <w:numPr>
+          <w:ilvl w:val="0"/>
+          <w:numId w:val="9"/>
+        </w:numPr>
+        <w:rPr>
+          <w:rFonts w:ascii="Nunito" w:hAnsi="Nunito"/>
+          <w:sz w:val="28"/>
+          <w:szCs w:val="28"/>
+          <w:lang w:val="en-NG"/>
+        </w:rPr>
+      </w:pPr>
+      <w:r>
+        <w:rPr>
+          <w:rFonts w:ascii="Nunito" w:hAnsi="Nunito"/>
+          <w:b/>
+          <w:bCs/>
+          <w:sz w:val="28"/>
+          <w:szCs w:val="28"/>
+          <w:lang w:val="en-NG"/>
+        </w:rPr>
+        <w:t>Correction:</w:t>
+      </w:r>
+      <w:r>
+        <w:rPr>
+          <w:rFonts w:ascii="Nunito" w:hAnsi="Nunito"/>
+          <w:sz w:val="28"/>
+          <w:szCs w:val="28"/>
+          <w:lang w:val="en-NG"/>
+        </w:rPr>
+        <w:t xml:space="preserve"> Initialize y and change the increment to a decrement (--y) so the loop eventually terminates.</w:t>
+      </w:r>
+    </w:p>
+    <w:p>
+      <w:pPr>
+        <w:numPr>
+          <w:ilvl w:val="0"/>
+          <w:numId w:val="9"/>
+        </w:numPr>
+        <w:rPr>
+          <w:rFonts w:ascii="Nunito" w:hAnsi="Nunito"/>
+          <w:sz w:val="28"/>
+          <w:szCs w:val="28"/>
+          <w:lang w:val="en-NG"/>
+        </w:rPr>
+      </w:pPr>
+      <w:r>
+        <w:rPr>
+          <w:rFonts w:ascii="Nunito" w:hAnsi="Nunito"/>
+          <w:b/>
+          <w:bCs/>
+          <w:sz w:val="28"/>
+          <w:szCs w:val="28"/>
+          <w:lang w:val="en-NG"/>
+        </w:rPr>
+        <w:t>Corrected Code:</w:t>
+      </w:r>
+      <w:r>
+        <w:rPr>
+          <w:rFonts w:ascii="Nunito" w:hAnsi="Nunito"/>
+          <w:sz w:val="28"/>
+          <w:szCs w:val="28"/>
+          <w:lang w:val="en-NG"/>
+        </w:rPr>
+        <w:t xml:space="preserve"> int y = 10; while (y &gt; 0) </w:t>
+      </w:r>
+      <w:proofErr w:type="gramStart"/>
+      <w:r>
+        <w:rPr>
+          <w:rFonts w:ascii="Nunito" w:hAnsi="Nunito"/>
+          <w:sz w:val="28"/>
+          <w:szCs w:val="28"/>
+          <w:lang w:val="en-NG"/>
+        </w:rPr>
+        <w:t xml:space="preserve">{ </w:t>
+      </w:r>
       <w:proofErr w:type="spellStart"/>
       <w:r>
         <w:rPr>
           <w:rFonts w:ascii="Nunito" w:hAnsi="Nunito"/>
           <w:sz w:val="28"/>
           <w:szCs w:val="28"/>
+          <w:lang w:val="en-NG"/>
         </w:rPr>
         <w:t>System.out.println</w:t>
       </w:r>
       <w:proofErr w:type="spellEnd"/>
-      <w:r>
-        <w:rPr>
-          <w:rFonts w:ascii="Nunito" w:hAnsi="Nunito"/>
-          <w:sz w:val="28"/>
-          <w:szCs w:val="28"/>
-        </w:rPr>
-        <w:t>(y);</w:t>
-      </w:r>
-    </w:p>
-    <w:p>
-      <w:pPr>
-        <w:rPr>
-          <w:rFonts w:ascii="Nunito" w:hAnsi="Nunito"/>
-          <w:sz w:val="28"/>
-          <w:szCs w:val="28"/>
-        </w:rPr>
-      </w:pPr>
-      <w:r>
-        <w:rPr>
-          <w:rFonts w:ascii="Nunito" w:hAnsi="Nunito"/>
-          <w:sz w:val="28"/>
-          <w:szCs w:val="28"/>
-        </w:rPr>
-        <w:t xml:space="preserve"> ++y;</w:t>
+      <w:proofErr w:type="gramEnd"/>
+      <w:r>
+        <w:rPr>
+          <w:rFonts w:ascii="Nunito" w:hAnsi="Nunito"/>
+          <w:sz w:val="28"/>
+          <w:szCs w:val="28"/>
+          <w:lang w:val="en-NG"/>
+        </w:rPr>
+        <w:t>(y); --y;</w:t>
+      </w:r>
+      <w:r>
+        <w:rPr>
+          <w:rFonts w:ascii="Nunito" w:hAnsi="Nunito"/>
+          <w:sz w:val="30"/>
+          <w:szCs w:val="30"/>
+          <w:lang w:val="en-NG"/>
+        </w:rPr>
+        <w:t>}</w:t>
       </w:r>
     </w:p>
     <w:p>
@@ -981,6 +1792,7 @@
           <w:sz w:val="28"/>
           <w:szCs w:val="28"/>
         </w:rPr>
+        <w:lastRenderedPageBreak/>
         <w:t xml:space="preserve">d) total of all credits applied to the customer’s account this month </w:t>
       </w:r>
     </w:p>
@@ -998,7 +1810,6 @@
           <w:sz w:val="28"/>
           <w:szCs w:val="28"/>
         </w:rPr>
-        <w:lastRenderedPageBreak/>
         <w:t>e) allowed credit limit.</w:t>
       </w:r>
     </w:p>
@@ -1912,6 +2723,155 @@
     </w:lvl>
   </w:abstractNum>
   <w:abstractNum w:abstractNumId="1" w15:restartNumberingAfterBreak="0">
+    <w:nsid w:val="07514E0A"/>
+    <w:multiLevelType w:val="multilevel"/>
+    <w:tmpl w:val="344E06A0"/>
+    <w:lvl w:ilvl="0">
+      <w:start w:val="1"/>
+      <w:numFmt w:val="bullet"/>
+      <w:lvlText w:val=""/>
+      <w:lvlJc w:val="left"/>
+      <w:pPr>
+        <w:tabs>
+          <w:tab w:val="num" w:pos="720"/>
+        </w:tabs>
+        <w:ind w:left="720" w:hanging="360"/>
+      </w:pPr>
+      <w:rPr>
+        <w:rFonts w:ascii="Symbol" w:hAnsi="Symbol" w:hint="default"/>
+        <w:sz w:val="20"/>
+      </w:rPr>
+    </w:lvl>
+    <w:lvl w:ilvl="1" w:tentative="1">
+      <w:start w:val="1"/>
+      <w:numFmt w:val="bullet"/>
+      <w:lvlText w:val="o"/>
+      <w:lvlJc w:val="left"/>
+      <w:pPr>
+        <w:tabs>
+          <w:tab w:val="num" w:pos="1440"/>
+        </w:tabs>
+        <w:ind w:left="1440" w:hanging="360"/>
+      </w:pPr>
+      <w:rPr>
+        <w:rFonts w:ascii="Courier New" w:hAnsi="Courier New" w:hint="default"/>
+        <w:sz w:val="20"/>
+      </w:rPr>
+    </w:lvl>
+    <w:lvl w:ilvl="2" w:tentative="1">
+      <w:start w:val="1"/>
+      <w:numFmt w:val="bullet"/>
+      <w:lvlText w:val=""/>
+      <w:lvlJc w:val="left"/>
+      <w:pPr>
+        <w:tabs>
+          <w:tab w:val="num" w:pos="2160"/>
+        </w:tabs>
+        <w:ind w:left="2160" w:hanging="360"/>
+      </w:pPr>
+      <w:rPr>
+        <w:rFonts w:ascii="Wingdings" w:hAnsi="Wingdings" w:hint="default"/>
+        <w:sz w:val="20"/>
+      </w:rPr>
+    </w:lvl>
+    <w:lvl w:ilvl="3" w:tentative="1">
+      <w:start w:val="1"/>
+      <w:numFmt w:val="bullet"/>
+      <w:lvlText w:val=""/>
+      <w:lvlJc w:val="left"/>
+      <w:pPr>
+        <w:tabs>
+          <w:tab w:val="num" w:pos="2880"/>
+        </w:tabs>
+        <w:ind w:left="2880" w:hanging="360"/>
+      </w:pPr>
+      <w:rPr>
+        <w:rFonts w:ascii="Wingdings" w:hAnsi="Wingdings" w:hint="default"/>
+        <w:sz w:val="20"/>
+      </w:rPr>
+    </w:lvl>
+    <w:lvl w:ilvl="4" w:tentative="1">
+      <w:start w:val="1"/>
+      <w:numFmt w:val="bullet"/>
+      <w:lvlText w:val=""/>
+      <w:lvlJc w:val="left"/>
+      <w:pPr>
+        <w:tabs>
+          <w:tab w:val="num" w:pos="3600"/>
+        </w:tabs>
+        <w:ind w:left="3600" w:hanging="360"/>
+      </w:pPr>
+      <w:rPr>
+        <w:rFonts w:ascii="Wingdings" w:hAnsi="Wingdings" w:hint="default"/>
+        <w:sz w:val="20"/>
+      </w:rPr>
+    </w:lvl>
+    <w:lvl w:ilvl="5" w:tentative="1">
+      <w:start w:val="1"/>
+      <w:numFmt w:val="bullet"/>
+      <w:lvlText w:val=""/>
+      <w:lvlJc w:val="left"/>
+      <w:pPr>
+        <w:tabs>
+          <w:tab w:val="num" w:pos="4320"/>
+        </w:tabs>
+        <w:ind w:left="4320" w:hanging="360"/>
+      </w:pPr>
+      <w:rPr>
+        <w:rFonts w:ascii="Wingdings" w:hAnsi="Wingdings" w:hint="default"/>
+        <w:sz w:val="20"/>
+      </w:rPr>
+    </w:lvl>
+    <w:lvl w:ilvl="6" w:tentative="1">
+      <w:start w:val="1"/>
+      <w:numFmt w:val="bullet"/>
+      <w:lvlText w:val=""/>
+      <w:lvlJc w:val="left"/>
+      <w:pPr>
+        <w:tabs>
+          <w:tab w:val="num" w:pos="5040"/>
+        </w:tabs>
+        <w:ind w:left="5040" w:hanging="360"/>
+      </w:pPr>
+      <w:rPr>
+        <w:rFonts w:ascii="Wingdings" w:hAnsi="Wingdings" w:hint="default"/>
+        <w:sz w:val="20"/>
+      </w:rPr>
+    </w:lvl>
+    <w:lvl w:ilvl="7" w:tentative="1">
+      <w:start w:val="1"/>
+      <w:numFmt w:val="bullet"/>
+      <w:lvlText w:val=""/>
+      <w:lvlJc w:val="left"/>
+      <w:pPr>
+        <w:tabs>
+          <w:tab w:val="num" w:pos="5760"/>
+        </w:tabs>
+        <w:ind w:left="5760" w:hanging="360"/>
+      </w:pPr>
+      <w:rPr>
+        <w:rFonts w:ascii="Wingdings" w:hAnsi="Wingdings" w:hint="default"/>
+        <w:sz w:val="20"/>
+      </w:rPr>
+    </w:lvl>
+    <w:lvl w:ilvl="8" w:tentative="1">
+      <w:start w:val="1"/>
+      <w:numFmt w:val="bullet"/>
+      <w:lvlText w:val=""/>
+      <w:lvlJc w:val="left"/>
+      <w:pPr>
+        <w:tabs>
+          <w:tab w:val="num" w:pos="6480"/>
+        </w:tabs>
+        <w:ind w:left="6480" w:hanging="360"/>
+      </w:pPr>
+      <w:rPr>
+        <w:rFonts w:ascii="Wingdings" w:hAnsi="Wingdings" w:hint="default"/>
+        <w:sz w:val="20"/>
+      </w:rPr>
+    </w:lvl>
+  </w:abstractNum>
+  <w:abstractNum w:abstractNumId="2" w15:restartNumberingAfterBreak="0">
     <w:nsid w:val="08E271F4"/>
     <w:multiLevelType w:val="multilevel"/>
     <w:tmpl w:val="EC005990"/>
@@ -2060,7 +3020,7 @@
       </w:rPr>
     </w:lvl>
   </w:abstractNum>
-  <w:abstractNum w:abstractNumId="2" w15:restartNumberingAfterBreak="0">
+  <w:abstractNum w:abstractNumId="3" w15:restartNumberingAfterBreak="0">
     <w:nsid w:val="0D855568"/>
     <w:multiLevelType w:val="multilevel"/>
     <w:tmpl w:val="5CF0C542"/>
@@ -2209,7 +3169,7 @@
       </w:rPr>
     </w:lvl>
   </w:abstractNum>
-  <w:abstractNum w:abstractNumId="3" w15:restartNumberingAfterBreak="0">
+  <w:abstractNum w:abstractNumId="4" w15:restartNumberingAfterBreak="0">
     <w:nsid w:val="26165F68"/>
     <w:multiLevelType w:val="multilevel"/>
     <w:tmpl w:val="A238DE08"/>
@@ -2358,7 +3318,305 @@
       </w:rPr>
     </w:lvl>
   </w:abstractNum>
-  <w:abstractNum w:abstractNumId="4" w15:restartNumberingAfterBreak="0">
+  <w:abstractNum w:abstractNumId="5" w15:restartNumberingAfterBreak="0">
+    <w:nsid w:val="2F8A73E4"/>
+    <w:multiLevelType w:val="multilevel"/>
+    <w:tmpl w:val="9D2C2132"/>
+    <w:lvl w:ilvl="0">
+      <w:start w:val="1"/>
+      <w:numFmt w:val="bullet"/>
+      <w:lvlText w:val=""/>
+      <w:lvlJc w:val="left"/>
+      <w:pPr>
+        <w:tabs>
+          <w:tab w:val="num" w:pos="720"/>
+        </w:tabs>
+        <w:ind w:left="720" w:hanging="360"/>
+      </w:pPr>
+      <w:rPr>
+        <w:rFonts w:ascii="Symbol" w:hAnsi="Symbol" w:hint="default"/>
+        <w:sz w:val="20"/>
+      </w:rPr>
+    </w:lvl>
+    <w:lvl w:ilvl="1" w:tentative="1">
+      <w:start w:val="1"/>
+      <w:numFmt w:val="bullet"/>
+      <w:lvlText w:val="o"/>
+      <w:lvlJc w:val="left"/>
+      <w:pPr>
+        <w:tabs>
+          <w:tab w:val="num" w:pos="1440"/>
+        </w:tabs>
+        <w:ind w:left="1440" w:hanging="360"/>
+      </w:pPr>
+      <w:rPr>
+        <w:rFonts w:ascii="Courier New" w:hAnsi="Courier New" w:hint="default"/>
+        <w:sz w:val="20"/>
+      </w:rPr>
+    </w:lvl>
+    <w:lvl w:ilvl="2" w:tentative="1">
+      <w:start w:val="1"/>
+      <w:numFmt w:val="bullet"/>
+      <w:lvlText w:val=""/>
+      <w:lvlJc w:val="left"/>
+      <w:pPr>
+        <w:tabs>
+          <w:tab w:val="num" w:pos="2160"/>
+        </w:tabs>
+        <w:ind w:left="2160" w:hanging="360"/>
+      </w:pPr>
+      <w:rPr>
+        <w:rFonts w:ascii="Wingdings" w:hAnsi="Wingdings" w:hint="default"/>
+        <w:sz w:val="20"/>
+      </w:rPr>
+    </w:lvl>
+    <w:lvl w:ilvl="3" w:tentative="1">
+      <w:start w:val="1"/>
+      <w:numFmt w:val="bullet"/>
+      <w:lvlText w:val=""/>
+      <w:lvlJc w:val="left"/>
+      <w:pPr>
+        <w:tabs>
+          <w:tab w:val="num" w:pos="2880"/>
+        </w:tabs>
+        <w:ind w:left="2880" w:hanging="360"/>
+      </w:pPr>
+      <w:rPr>
+        <w:rFonts w:ascii="Wingdings" w:hAnsi="Wingdings" w:hint="default"/>
+        <w:sz w:val="20"/>
+      </w:rPr>
+    </w:lvl>
+    <w:lvl w:ilvl="4" w:tentative="1">
+      <w:start w:val="1"/>
+      <w:numFmt w:val="bullet"/>
+      <w:lvlText w:val=""/>
+      <w:lvlJc w:val="left"/>
+      <w:pPr>
+        <w:tabs>
+          <w:tab w:val="num" w:pos="3600"/>
+        </w:tabs>
+        <w:ind w:left="3600" w:hanging="360"/>
+      </w:pPr>
+      <w:rPr>
+        <w:rFonts w:ascii="Wingdings" w:hAnsi="Wingdings" w:hint="default"/>
+        <w:sz w:val="20"/>
+      </w:rPr>
+    </w:lvl>
+    <w:lvl w:ilvl="5" w:tentative="1">
+      <w:start w:val="1"/>
+      <w:numFmt w:val="bullet"/>
+      <w:lvlText w:val=""/>
+      <w:lvlJc w:val="left"/>
+      <w:pPr>
+        <w:tabs>
+          <w:tab w:val="num" w:pos="4320"/>
+        </w:tabs>
+        <w:ind w:left="4320" w:hanging="360"/>
+      </w:pPr>
+      <w:rPr>
+        <w:rFonts w:ascii="Wingdings" w:hAnsi="Wingdings" w:hint="default"/>
+        <w:sz w:val="20"/>
+      </w:rPr>
+    </w:lvl>
+    <w:lvl w:ilvl="6" w:tentative="1">
+      <w:start w:val="1"/>
+      <w:numFmt w:val="bullet"/>
+      <w:lvlText w:val=""/>
+      <w:lvlJc w:val="left"/>
+      <w:pPr>
+        <w:tabs>
+          <w:tab w:val="num" w:pos="5040"/>
+        </w:tabs>
+        <w:ind w:left="5040" w:hanging="360"/>
+      </w:pPr>
+      <w:rPr>
+        <w:rFonts w:ascii="Wingdings" w:hAnsi="Wingdings" w:hint="default"/>
+        <w:sz w:val="20"/>
+      </w:rPr>
+    </w:lvl>
+    <w:lvl w:ilvl="7" w:tentative="1">
+      <w:start w:val="1"/>
+      <w:numFmt w:val="bullet"/>
+      <w:lvlText w:val=""/>
+      <w:lvlJc w:val="left"/>
+      <w:pPr>
+        <w:tabs>
+          <w:tab w:val="num" w:pos="5760"/>
+        </w:tabs>
+        <w:ind w:left="5760" w:hanging="360"/>
+      </w:pPr>
+      <w:rPr>
+        <w:rFonts w:ascii="Wingdings" w:hAnsi="Wingdings" w:hint="default"/>
+        <w:sz w:val="20"/>
+      </w:rPr>
+    </w:lvl>
+    <w:lvl w:ilvl="8" w:tentative="1">
+      <w:start w:val="1"/>
+      <w:numFmt w:val="bullet"/>
+      <w:lvlText w:val=""/>
+      <w:lvlJc w:val="left"/>
+      <w:pPr>
+        <w:tabs>
+          <w:tab w:val="num" w:pos="6480"/>
+        </w:tabs>
+        <w:ind w:left="6480" w:hanging="360"/>
+      </w:pPr>
+      <w:rPr>
+        <w:rFonts w:ascii="Wingdings" w:hAnsi="Wingdings" w:hint="default"/>
+        <w:sz w:val="20"/>
+      </w:rPr>
+    </w:lvl>
+  </w:abstractNum>
+  <w:abstractNum w:abstractNumId="6" w15:restartNumberingAfterBreak="0">
+    <w:nsid w:val="4A4D2856"/>
+    <w:multiLevelType w:val="multilevel"/>
+    <w:tmpl w:val="5D502332"/>
+    <w:lvl w:ilvl="0">
+      <w:start w:val="1"/>
+      <w:numFmt w:val="bullet"/>
+      <w:lvlText w:val=""/>
+      <w:lvlJc w:val="left"/>
+      <w:pPr>
+        <w:tabs>
+          <w:tab w:val="num" w:pos="720"/>
+        </w:tabs>
+        <w:ind w:left="720" w:hanging="360"/>
+      </w:pPr>
+      <w:rPr>
+        <w:rFonts w:ascii="Symbol" w:hAnsi="Symbol" w:hint="default"/>
+        <w:sz w:val="20"/>
+      </w:rPr>
+    </w:lvl>
+    <w:lvl w:ilvl="1" w:tentative="1">
+      <w:start w:val="1"/>
+      <w:numFmt w:val="bullet"/>
+      <w:lvlText w:val="o"/>
+      <w:lvlJc w:val="left"/>
+      <w:pPr>
+        <w:tabs>
+          <w:tab w:val="num" w:pos="1440"/>
+        </w:tabs>
+        <w:ind w:left="1440" w:hanging="360"/>
+      </w:pPr>
+      <w:rPr>
+        <w:rFonts w:ascii="Courier New" w:hAnsi="Courier New" w:hint="default"/>
+        <w:sz w:val="20"/>
+      </w:rPr>
+    </w:lvl>
+    <w:lvl w:ilvl="2" w:tentative="1">
+      <w:start w:val="1"/>
+      <w:numFmt w:val="bullet"/>
+      <w:lvlText w:val=""/>
+      <w:lvlJc w:val="left"/>
+      <w:pPr>
+        <w:tabs>
+          <w:tab w:val="num" w:pos="2160"/>
+        </w:tabs>
+        <w:ind w:left="2160" w:hanging="360"/>
+      </w:pPr>
+      <w:rPr>
+        <w:rFonts w:ascii="Wingdings" w:hAnsi="Wingdings" w:hint="default"/>
+        <w:sz w:val="20"/>
+      </w:rPr>
+    </w:lvl>
+    <w:lvl w:ilvl="3" w:tentative="1">
+      <w:start w:val="1"/>
+      <w:numFmt w:val="bullet"/>
+      <w:lvlText w:val=""/>
+      <w:lvlJc w:val="left"/>
+      <w:pPr>
+        <w:tabs>
+          <w:tab w:val="num" w:pos="2880"/>
+        </w:tabs>
+        <w:ind w:left="2880" w:hanging="360"/>
+      </w:pPr>
+      <w:rPr>
+        <w:rFonts w:ascii="Wingdings" w:hAnsi="Wingdings" w:hint="default"/>
+        <w:sz w:val="20"/>
+      </w:rPr>
+    </w:lvl>
+    <w:lvl w:ilvl="4" w:tentative="1">
+      <w:start w:val="1"/>
+      <w:numFmt w:val="bullet"/>
+      <w:lvlText w:val=""/>
+      <w:lvlJc w:val="left"/>
+      <w:pPr>
+        <w:tabs>
+          <w:tab w:val="num" w:pos="3600"/>
+        </w:tabs>
+        <w:ind w:left="3600" w:hanging="360"/>
+      </w:pPr>
+      <w:rPr>
+        <w:rFonts w:ascii="Wingdings" w:hAnsi="Wingdings" w:hint="default"/>
+        <w:sz w:val="20"/>
+      </w:rPr>
+    </w:lvl>
+    <w:lvl w:ilvl="5" w:tentative="1">
+      <w:start w:val="1"/>
+      <w:numFmt w:val="bullet"/>
+      <w:lvlText w:val=""/>
+      <w:lvlJc w:val="left"/>
+      <w:pPr>
+        <w:tabs>
+          <w:tab w:val="num" w:pos="4320"/>
+        </w:tabs>
+        <w:ind w:left="4320" w:hanging="360"/>
+      </w:pPr>
+      <w:rPr>
+        <w:rFonts w:ascii="Wingdings" w:hAnsi="Wingdings" w:hint="default"/>
+        <w:sz w:val="20"/>
+      </w:rPr>
+    </w:lvl>
+    <w:lvl w:ilvl="6" w:tentative="1">
+      <w:start w:val="1"/>
+      <w:numFmt w:val="bullet"/>
+      <w:lvlText w:val=""/>
+      <w:lvlJc w:val="left"/>
+      <w:pPr>
+        <w:tabs>
+          <w:tab w:val="num" w:pos="5040"/>
+        </w:tabs>
+        <w:ind w:left="5040" w:hanging="360"/>
+      </w:pPr>
+      <w:rPr>
+        <w:rFonts w:ascii="Wingdings" w:hAnsi="Wingdings" w:hint="default"/>
+        <w:sz w:val="20"/>
+      </w:rPr>
+    </w:lvl>
+    <w:lvl w:ilvl="7" w:tentative="1">
+      <w:start w:val="1"/>
+      <w:numFmt w:val="bullet"/>
+      <w:lvlText w:val=""/>
+      <w:lvlJc w:val="left"/>
+      <w:pPr>
+        <w:tabs>
+          <w:tab w:val="num" w:pos="5760"/>
+        </w:tabs>
+        <w:ind w:left="5760" w:hanging="360"/>
+      </w:pPr>
+      <w:rPr>
+        <w:rFonts w:ascii="Wingdings" w:hAnsi="Wingdings" w:hint="default"/>
+        <w:sz w:val="20"/>
+      </w:rPr>
+    </w:lvl>
+    <w:lvl w:ilvl="8" w:tentative="1">
+      <w:start w:val="1"/>
+      <w:numFmt w:val="bullet"/>
+      <w:lvlText w:val=""/>
+      <w:lvlJc w:val="left"/>
+      <w:pPr>
+        <w:tabs>
+          <w:tab w:val="num" w:pos="6480"/>
+        </w:tabs>
+        <w:ind w:left="6480" w:hanging="360"/>
+      </w:pPr>
+      <w:rPr>
+        <w:rFonts w:ascii="Wingdings" w:hAnsi="Wingdings" w:hint="default"/>
+        <w:sz w:val="20"/>
+      </w:rPr>
+    </w:lvl>
+  </w:abstractNum>
+  <w:abstractNum w:abstractNumId="7" w15:restartNumberingAfterBreak="0">
     <w:nsid w:val="4BBB1BAB"/>
     <w:multiLevelType w:val="multilevel"/>
     <w:tmpl w:val="479C7CCA"/>
@@ -2507,7 +3765,7 @@
       </w:rPr>
     </w:lvl>
   </w:abstractNum>
-  <w:abstractNum w:abstractNumId="5" w15:restartNumberingAfterBreak="0">
+  <w:abstractNum w:abstractNumId="8" w15:restartNumberingAfterBreak="0">
     <w:nsid w:val="65ED79FA"/>
     <w:multiLevelType w:val="multilevel"/>
     <w:tmpl w:val="9014D002"/>
@@ -2660,19 +3918,28 @@
     <w:abstractNumId w:val="0"/>
   </w:num>
   <w:num w:numId="2" w16cid:durableId="820075723">
-    <w:abstractNumId w:val="5"/>
+    <w:abstractNumId w:val="8"/>
   </w:num>
   <w:num w:numId="3" w16cid:durableId="787242807">
+    <w:abstractNumId w:val="4"/>
+  </w:num>
+  <w:num w:numId="4" w16cid:durableId="399056363">
     <w:abstractNumId w:val="3"/>
   </w:num>
-  <w:num w:numId="4" w16cid:durableId="399056363">
+  <w:num w:numId="5" w16cid:durableId="530268242">
     <w:abstractNumId w:val="2"/>
   </w:num>
-  <w:num w:numId="5" w16cid:durableId="530268242">
+  <w:num w:numId="6" w16cid:durableId="1473598697">
+    <w:abstractNumId w:val="7"/>
+  </w:num>
+  <w:num w:numId="7" w16cid:durableId="1318223590">
+    <w:abstractNumId w:val="6"/>
+  </w:num>
+  <w:num w:numId="8" w16cid:durableId="1252201163">
     <w:abstractNumId w:val="1"/>
   </w:num>
-  <w:num w:numId="6" w16cid:durableId="1473598697">
-    <w:abstractNumId w:val="4"/>
+  <w:num w:numId="9" w16cid:durableId="1795127770">
+    <w:abstractNumId w:val="5"/>
   </w:num>
 </w:numbering>
 </file>
@@ -3079,7 +4346,6 @@
   <w:style w:type="character" w:default="1" w:styleId="DefaultParagraphFont">
     <w:name w:val="Default Paragraph Font"/>
     <w:uiPriority w:val="1"/>
-    <w:semiHidden/>
     <w:unhideWhenUsed/>
   </w:style>
   <w:style w:type="table" w:default="1" w:styleId="TableNormal">
